--- a/중국어_대화문/2부_docx/2부_07화_첸푸라이의_장부.docx
+++ b/중국어_대화문/2부_docx/2부_07화_첸푸라이의_장부.docx
@@ -29,7 +29,7 @@
         <w:t>배경:</w:t>
       </w:r>
       <w:r>
-        <w:t xml:space="preserve"> 2015년 11월 2일(월)부터 11월 6일(금)까지. 센터 앞을 세 번 서성이다 돌아간 노기사 钱福来가 목요일 밤, 계단 등이 나간 어둠 속에서 문을 두드린다. 그의 품에는 1부 新曜 사고의 가장 큰 빈칸을 메울 물건, 손으로 쓴 정비 일지가 있다. 사고 전날의 경보 기록, 그리고 인터록을 단락시키라는 청색 복사 전표 한 장. 그는 회사가 내민 '사고 경위 확인서'에 서명하라는 기한을 사흘 남겨 두고 있다. 沈知远은 먼저 차를 따르고, 끝까지 듣고, 증거를 한 곳에만 두지 않는 방법을 마련한다. 2부 7화.</w:t>
+        <w:t xml:space="preserve"> 2015년 11월 2일(월)부터 11월 6일(금)까지. 센터 앞을 세 번 서성이다 돌아간 노기사 钱福来가 목요일 밤, 계단 등이 나간 어둠 속에서 문을 두드린다. 그의 품에는 1부 新曜 사고의 가장 큰 빈칸을 메울 물건, 손으로 쓴 정비 일지가 있다. 사고 전날의 경보 기록, 그리고 인터록을 단락시키라는 청색 복사 전표 한 장. 그는 회사가 내민 '사고 경위 확인서'에 서명하라는 기한을 하루 남겨 두고 있다. 沈知远은 먼저 차를 따르고, 끝까지 듣고, 증거를 한 곳에만 두지 않는 방법을 마련한다. 2부 7화.</w:t>
       </w:r>
     </w:p>
     <w:p>
@@ -703,7 +703,7 @@
         <w:t>钱福来:</w:t>
       </w:r>
       <w:r>
-        <w:t xml:space="preserve"> 周五之前。就是明天后天。</w:t>
+        <w:t xml:space="preserve"> 周五之前。就是明天。</w:t>
       </w:r>
     </w:p>
     <w:p>
@@ -813,7 +813,7 @@
         <w:t>钱福来:</w:t>
       </w:r>
       <w:r>
-        <w:t xml:space="preserve"> (看着她) 姑娘，你生气，我懂。可是你不懂，我们这种人，不是不想说。我今年五十八了，在新曜干了三十三年。从学徒到班长，到今天，我没见过一个人说了真话，最后日子过得好的。</w:t>
+        <w:t xml:space="preserve"> (看着她) 姑娘，你生气，我懂。可是你得知道，我们这种人，不是不想说。我今年五十八了，在新曜干了三十三年。从学徒到班长，到今天，我没见过一个人说了真话，最后日子过得好的。</w:t>
       </w:r>
     </w:p>
     <w:p>
@@ -1013,7 +1013,7 @@
         <w:t>沈知远:</w:t>
       </w:r>
       <w:r>
-        <w:t xml:space="preserve"> (看了苏敏一眼，转过来对钱福来) 钱叔，我换个说法。您没读过多少书，可是您三十三年，每晚进车间前，要先检查扳手、压力表、阀门。这是您的“义”。您今天走进这个门，是您一辈子没丢的习惯，在检查最后一道门。</w:t>
+        <w:t xml:space="preserve"> (看了苏敏一眼，转过来对钱福来) 钱叔，我换个说法。您没读过多少书，可是您三十三年，每晚进车间前，要先检查扳手、压力表、阀门。这是您的“义”。您今天走进这个门，就是您那个一辈子没丢的习惯——在检查最后一道门。</w:t>
       </w:r>
     </w:p>
     <w:p>
@@ -1310,7 +1310,7 @@
     </w:p>
     <w:p>
       <w:r>
-        <w:t>(沈知远从抽屉里拿出一部旧的多功能打印机，插上电，机器吱吱嘎嘎地响了半天。)</w:t>
+        <w:t>(沈知远把台灯往下压了压，让光正好落在纸面上。)</w:t>
       </w:r>
     </w:p>
     <w:p>
@@ -1515,7 +1515,7 @@
         <w:t>公证员:</w:t>
       </w:r>
       <w:r>
-        <w:t xml:space="preserve"> (沉默了几秒，笑了笑) 你这个话，说得比我们单位的宣传语还好。</w:t>
+        <w:t xml:space="preserve"> (沉默了几秒，笑了笑) 你这话，说得比我们单位的宣传语还好。</w:t>
       </w:r>
     </w:p>
     <w:p>
@@ -1796,7 +1796,7 @@
         <w:t>葛长林:</w:t>
       </w:r>
       <w:r>
-        <w:t xml:space="preserve"> 你们那个楼上有保险柜，还有柜子，干吗放我这儿？</w:t>
+        <w:t xml:space="preserve"> 你们楼上不是有保险柜、有柜子吗，干吗放我这儿？</w:t>
       </w:r>
     </w:p>
     <w:p>
@@ -1990,7 +1990,7 @@
     </w:p>
     <w:p>
       <w:r>
-        <w:t>(傍晚七点。钱福来又来了，这一次没有等到夜深，也没有走后门。他穿过楼道，在一片黑里走上来，敲门前，先咳嗽了一声。沈知远拉开门，苏敏正把两只带缺口的杯子和一只白瓷杯并排摆在茶桌上。)</w:t>
+        <w:t>(傍晚七点。钱福来又来了，这一次没有等到夜深，也没有在门口徘徊。他穿过楼道，在一片黑里走上来，敲门前，先咳嗽了一声。沈知远拉开门，苏敏正把两只带缺口的杯子和一只白瓷杯并排摆在茶桌上。)</w:t>
       </w:r>
     </w:p>
     <w:p>
@@ -2034,7 +2034,7 @@
         <w:t>苏敏:</w:t>
       </w:r>
       <w:r>
-        <w:t xml:space="preserve"> 钱叔，您看墙上的牌子，“不收红包，不收礼金”，也有一条反过来：不让来的人，掏不该掏的钱。</w:t>
+        <w:t xml:space="preserve"> 钱叔，您看墙上的牌子，“不收红包，不收礼金”，也等于还有一条：来的人，不用掏不该掏的钱。</w:t>
       </w:r>
     </w:p>
     <w:p>
@@ -2083,7 +2083,7 @@
         <w:t>钱福来:</w:t>
       </w:r>
       <w:r>
-        <w:t xml:space="preserve"> 我留着，我怕拧了螺丝，想起来。(顿了一下) 放在你们茶桌上，每次你们倒茶，我就知道，它在看着。</w:t>
+        <w:t xml:space="preserve"> 我留着，一拧螺丝就得想起来。(顿了一下) 放在你们茶桌上，每次你们倒茶，我就知道，它在看着。</w:t>
       </w:r>
     </w:p>
     <w:p>
@@ -2132,7 +2132,7 @@
         <w:t>钱福来:</w:t>
       </w:r>
       <w:r>
-        <w:t xml:space="preserve"> (看着桌面，轻轻地) 鲁迅先生说，“地上本来没有路，走的人多了，也便成了路。”我没读过几天书，这句话，是我外孙女上学课本里读给我听的。</w:t>
+        <w:t xml:space="preserve"> (看着桌面，轻轻地) 鲁迅先生说，“其实地上本没有路，走的人多了，也便成了路。”我没读过几天书，这句话，是我外孙女从课本上念给我听的。</w:t>
       </w:r>
     </w:p>
     <w:p>
@@ -2170,7 +2170,7 @@
     </w:p>
     <w:p>
       <w:r>
-        <w:t>(沈知远倒茶。第一杯给钱福来，第二杯给苏敏，最后一杯给自己。钱福来双手捧着杯子，热气蒙住了他的眼镜片。)</w:t>
+        <w:t>(沈知远倒茶。第一杯给钱福来，第二杯给苏敏，最后一杯给自己。钱福来双手捧着杯子，热气蒙住了他的眼睛。)</w:t>
       </w:r>
     </w:p>
     <w:p>
@@ -2208,7 +2208,7 @@
     </w:p>
     <w:p>
       <w:r>
-        <w:t>(窗外，楼道里传来脚步声，一级一级往上。门被推开，是李雨彤，手里举着一只新买的声控灯泡。)</w:t>
+        <w:t>(门外，楼道里传来脚步声，一级一级往上。门被推开，是李雨彤，手里举着一只新买的声控灯泡。)</w:t>
       </w:r>
     </w:p>
     <w:p>
@@ -2276,7 +2276,7 @@
         <w:t>루쉰 『고향(故乡)』:</w:t>
       </w:r>
       <w:r>
-        <w:t xml:space="preserve"> «地上本来没有路，走的人多了，也便成了路» — 한국어 해설: '땅 위에는 본래 길이 없었다. 걷는 사람이 많아지면 그것이 길이 되는 것이다.' 희망은 있다고도 없다고도 할 수 없으며, 많은 이가 걸을 때 비로소 생기는 것이라는 루쉰의 결말. 장면 9에서 글을 많이 읽지 못한 钱福来가 외손녀 교과서에서 들은 이 문장을 입에 올리고, 苏敏이 '한 걸음이 아니라, 앞에도 사람이 있고 뒤에도 있을 것'이라고 받는다. 증언 한 건이 훗날 청문회(11화)로 이어지는 첫 걸음임을 알리는 대목.</w:t>
+        <w:t xml:space="preserve"> «其实地上本没有路，走的人多了，也便成了路» — 한국어 해설: '땅 위에는 본래 길이 없었다. 걷는 사람이 많아지면 그것이 길이 되는 것이다.' 희망은 있다고도 없다고도 할 수 없으며, 많은 이가 걸을 때 비로소 생기는 것이라는 루쉰의 결말. 장면 9에서 글을 많이 읽지 못한 钱福来가 외손녀 교과서에서 들은 이 문장을 입에 올리고, 苏敏이 '한 걸음이 아니라, 앞에도 사람이 있고 뒤에도 있을 것'이라고 받는다. 증언 한 건이 훗날 청문회(11화)로 이어지는 첫 걸음임을 알리는 대목.</w:t>
       </w:r>
     </w:p>
     <w:p>
